--- a/Entregas/Sprint 1/Planejamento e Arquitetura/H2 - Definir fluxo de processamento de documentos/PSP2 - S1T06 - Mapear Etapas do Pipeline.docx
+++ b/Entregas/Sprint 1/Planejamento e Arquitetura/H2 - Definir fluxo de processamento de documentos/PSP2 - S1T06 - Mapear Etapas do Pipeline.docx
@@ -46,6 +46,62 @@
       </w:pPr>
       <w:r>
         <w:t xml:space="preserve"/>
+      </w:r>
+    </w:p>
+    <w:p>
+      <w:pPr>
+        <w:pStyle w:val="Heading2"/>
+        <w:spacing w:after="180" w:before="120"/>
+      </w:pPr>
+      <w:r>
+        <w:rPr>
+          <w:rFonts w:ascii="Arial" w:cs="Arial" w:eastAsia="Arial" w:hAnsi="Arial"/>
+          <w:b/>
+          <w:bCs/>
+          <w:color w:val="1F3864"/>
+          <w:sz w:val="28"/>
+          <w:szCs w:val="28"/>
+        </w:rPr>
+        <w:t xml:space="preserve">📖 Em palavras simples</w:t>
+      </w:r>
+    </w:p>
+    <w:p>
+      <w:pPr>
+        <w:spacing w:after="180"/>
+      </w:pPr>
+      <w:r>
+        <w:rPr>
+          <w:rFonts w:ascii="Arial" w:cs="Arial" w:eastAsia="Arial" w:hAnsi="Arial"/>
+          <w:sz w:val="22"/>
+          <w:szCs w:val="22"/>
+        </w:rPr>
+        <w:t xml:space="preserve">O “pipeline” é a sequência de passos que cada documento percorre desde o upload até virar resultado organizado no Drive do aluno. Esse documento detalha cada passo: extrair o texto, perguntar pra IA qual é a matéria, gerar resumo, comprimir, validar, renomear, exportar pro Drive.</w:t>
+      </w:r>
+    </w:p>
+    <w:p>
+      <w:pPr>
+        <w:spacing w:after="180"/>
+      </w:pPr>
+      <w:r>
+        <w:rPr>
+          <w:rFonts w:ascii="Arial" w:cs="Arial" w:eastAsia="Arial" w:hAnsi="Arial"/>
+          <w:sz w:val="22"/>
+          <w:szCs w:val="22"/>
+        </w:rPr>
+        <w:t xml:space="preserve">Pra cada passo, mapeamos: quanto tempo deve demorar, o que fazer se der erro, quem é responsável (no caso, é tudo automático mas cada estágio tem dono no código), e em que estado o “job” fica enquanto está rodando (pendente, processando, concluído, falhou).</w:t>
+      </w:r>
+    </w:p>
+    <w:p>
+      <w:pPr>
+        <w:spacing w:after="180"/>
+      </w:pPr>
+      <w:r>
+        <w:rPr>
+          <w:rFonts w:ascii="Arial" w:cs="Arial" w:eastAsia="Arial" w:hAnsi="Arial"/>
+          <w:sz w:val="22"/>
+          <w:szCs w:val="22"/>
+        </w:rPr>
+        <w:t xml:space="preserve">Por que isso importa? Documentos longos podem demorar minutos pra processar. O aluno precisa saber em que pé está sem ficar dando F5 na tela. Mapeando o pipeline em granularidade fina, conseguimos mostrar progresso real (parse 20%, classifica 60%, sintetiza 90%) e detectar onde o gargalo está se algum estágio ficar lento.</w:t>
       </w:r>
     </w:p>
     <w:p>
